--- a/01 Documentación/Scrum/Sprint II/EcoWaste_Historias de usuario Sprint II.docx
+++ b/01 Documentación/Scrum/Sprint II/EcoWaste_Historias de usuario Sprint II.docx
@@ -79,12 +79,12 @@
         <w:tblLook w:val="04A0" w:firstRow="1" w:lastRow="0" w:firstColumn="1" w:lastColumn="0" w:noHBand="0" w:noVBand="1"/>
       </w:tblPr>
       <w:tblGrid>
-        <w:gridCol w:w="1069"/>
-        <w:gridCol w:w="3131"/>
-        <w:gridCol w:w="1699"/>
-        <w:gridCol w:w="914"/>
-        <w:gridCol w:w="1997"/>
-        <w:gridCol w:w="1860"/>
+        <w:gridCol w:w="801"/>
+        <w:gridCol w:w="3592"/>
+        <w:gridCol w:w="1414"/>
+        <w:gridCol w:w="992"/>
+        <w:gridCol w:w="1701"/>
+        <w:gridCol w:w="1985"/>
       </w:tblGrid>
       <w:tr>
         <w:trPr>
@@ -418,16 +418,16 @@
               <mc:AlternateContent>
                 <mc:Choice Requires="wps">
                   <w:drawing>
-                    <wp:anchor distT="0" distB="0" distL="114300" distR="114300" simplePos="0" relativeHeight="251659264" behindDoc="0" locked="0" layoutInCell="1" allowOverlap="1" wp14:anchorId="3A73FD95" wp14:editId="0ED419F8">
+                    <wp:anchor distT="0" distB="0" distL="114300" distR="114300" simplePos="0" relativeHeight="251659264" behindDoc="0" locked="0" layoutInCell="1" allowOverlap="1" wp14:anchorId="3A73FD95" wp14:editId="7F484FBD">
                       <wp:simplePos x="0" y="0"/>
                       <wp:positionH relativeFrom="column">
-                        <wp:posOffset>5450205</wp:posOffset>
+                        <wp:posOffset>5502910</wp:posOffset>
                       </wp:positionH>
                       <wp:positionV relativeFrom="paragraph">
-                        <wp:posOffset>2880360</wp:posOffset>
+                        <wp:posOffset>2722245</wp:posOffset>
                       </wp:positionV>
-                      <wp:extent cx="952500" cy="541020"/>
-                      <wp:effectExtent l="0" t="0" r="19050" b="11430"/>
+                      <wp:extent cx="647700" cy="457200"/>
+                      <wp:effectExtent l="0" t="0" r="19050" b="19050"/>
                       <wp:wrapNone/>
                       <wp:docPr id="1077299400" name="Elipse 3"/>
                       <wp:cNvGraphicFramePr/>
@@ -438,7 +438,7 @@
                             <wps:spPr>
                               <a:xfrm>
                                 <a:off x="0" y="0"/>
-                                <a:ext cx="952500" cy="541020"/>
+                                <a:ext cx="647700" cy="457200"/>
                               </a:xfrm>
                               <a:prstGeom prst="ellipse">
                                 <a:avLst/>
@@ -486,7 +486,7 @@
                 </mc:Choice>
                 <mc:Fallback>
                   <w:pict>
-                    <v:oval w14:anchorId="0104662C" id="Elipse 3" o:spid="_x0000_s1026" style="position:absolute;margin-left:429.15pt;margin-top:226.8pt;width:75pt;height:42.6pt;z-index:251659264;visibility:visible;mso-wrap-style:square;mso-width-percent:0;mso-height-percent:0;mso-wrap-distance-left:9pt;mso-wrap-distance-top:0;mso-wrap-distance-right:9pt;mso-wrap-distance-bottom:0;mso-position-horizontal:absolute;mso-position-horizontal-relative:text;mso-position-vertical:absolute;mso-position-vertical-relative:text;mso-width-percent:0;mso-height-percent:0;mso-width-relative:margin;mso-height-relative:margin;v-text-anchor:middle" o:gfxdata="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" filled="f" strokecolor="#e00" strokeweight="1.5pt">
+                    <v:oval w14:anchorId="05D358E4" id="Elipse 3" o:spid="_x0000_s1026" style="position:absolute;margin-left:433.3pt;margin-top:214.35pt;width:51pt;height:36pt;z-index:251659264;visibility:visible;mso-wrap-style:square;mso-width-percent:0;mso-height-percent:0;mso-wrap-distance-left:9pt;mso-wrap-distance-top:0;mso-wrap-distance-right:9pt;mso-wrap-distance-bottom:0;mso-position-horizontal:absolute;mso-position-horizontal-relative:text;mso-position-vertical:absolute;mso-position-vertical-relative:text;mso-width-percent:0;mso-height-percent:0;mso-width-relative:margin;mso-height-relative:margin;v-text-anchor:middle" o:gfxdata="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" filled="f" strokecolor="#e00" strokeweight="1.5pt">
                       <v:stroke joinstyle="miter"/>
                     </v:oval>
                   </w:pict>
@@ -494,14 +494,11 @@
               </mc:AlternateContent>
             </w:r>
             <w:r>
-              <w:rPr>
-                <w:noProof/>
-              </w:rPr>
               <w:drawing>
-                <wp:inline distT="0" distB="0" distL="0" distR="0" wp14:anchorId="79F4F497" wp14:editId="45583938">
-                  <wp:extent cx="6645216" cy="4351397"/>
-                  <wp:effectExtent l="0" t="0" r="3810" b="0"/>
-                  <wp:docPr id="600330638" name="Imagen 1"/>
+                <wp:inline distT="0" distB="0" distL="0" distR="0" wp14:anchorId="7C09A27E" wp14:editId="18ABA593">
+                  <wp:extent cx="6242050" cy="4046220"/>
+                  <wp:effectExtent l="0" t="0" r="6350" b="0"/>
+                  <wp:docPr id="748219271" name="Imagen 1"/>
                   <wp:cNvGraphicFramePr>
                     <a:graphicFrameLocks xmlns:a="http://schemas.openxmlformats.org/drawingml/2006/main" noChangeAspect="1"/>
                   </wp:cNvGraphicFramePr>
@@ -509,7 +506,7 @@
                     <a:graphicData uri="http://schemas.openxmlformats.org/drawingml/2006/picture">
                       <pic:pic xmlns:pic="http://schemas.openxmlformats.org/drawingml/2006/picture">
                         <pic:nvPicPr>
-                          <pic:cNvPr id="615991642" name=""/>
+                          <pic:cNvPr id="748219271" name=""/>
                           <pic:cNvPicPr/>
                         </pic:nvPicPr>
                         <pic:blipFill>
@@ -521,7 +518,7 @@
                         <pic:spPr>
                           <a:xfrm>
                             <a:off x="0" y="0"/>
-                            <a:ext cx="6645216" cy="4351397"/>
+                            <a:ext cx="6242050" cy="4046220"/>
                           </a:xfrm>
                           <a:prstGeom prst="rect">
                             <a:avLst/>
@@ -667,25 +664,7 @@
             </w:r>
             <w:proofErr w:type="spellEnd"/>
             <w:r>
-              <w:t xml:space="preserve"> detalle de publicación al hacer </w:t>
-            </w:r>
-            <w:proofErr w:type="spellStart"/>
-            <w:proofErr w:type="gramStart"/>
-            <w:r>
-              <w:t>click</w:t>
-            </w:r>
-            <w:proofErr w:type="spellEnd"/>
-            <w:proofErr w:type="gramEnd"/>
-            <w:r>
-              <w:t xml:space="preserve"> en “Solicitar” el sistema muestra en modal de confirmación “</w:t>
-            </w:r>
-            <w:proofErr w:type="gramStart"/>
-            <w:r>
-              <w:t>Estas segura</w:t>
-            </w:r>
-            <w:proofErr w:type="gramEnd"/>
-            <w:r>
-              <w:t xml:space="preserve"> de solicitar este elemento”</w:t>
+              <w:t xml:space="preserve"> detalle de publicación al hacer Click en “Solicitar” el sistema muestra en modal de confirmación “Estas segura de solicitar este elemento” Se hace Click en “SI” sistema confirma al usuario “Creado con éxito” y redirige a la pantalla principal “HOME”</w:t>
             </w:r>
           </w:p>
         </w:tc>
@@ -735,7 +714,7 @@
           </w:tcPr>
           <w:p>
             <w:r>
-              <w:t>Al aparecer el modal se presiona “SI” entonces el sistema muestra en mensaje de conformación de “Se genero una solicitud de compra de este producto”</w:t>
+              <w:t>Al crear una solicitud y el usuario no tiene cuenta registrada al presiona “Solicitar” el sistema muestra un mensaje “Debe registrarse para poder continuar” y redirige a la pantalla “Registrar usuarios”</w:t>
             </w:r>
           </w:p>
         </w:tc>
@@ -744,7 +723,7 @@
     <w:p/>
     <w:tbl>
       <w:tblPr>
-        <w:tblW w:w="10485" w:type="dxa"/>
+        <w:tblW w:w="10670" w:type="dxa"/>
         <w:tblBorders>
           <w:top w:val="single" w:sz="4" w:space="0" w:color="auto"/>
           <w:left w:val="single" w:sz="4" w:space="0" w:color="auto"/>
@@ -773,7 +752,7 @@
         </w:trPr>
         <w:tc>
           <w:tcPr>
-            <w:tcW w:w="801" w:type="dxa"/>
+            <w:tcW w:w="1059" w:type="dxa"/>
             <w:tcBorders>
               <w:top w:val="single" w:sz="4" w:space="0" w:color="000000"/>
               <w:left w:val="single" w:sz="4" w:space="0" w:color="000000"/>
@@ -806,7 +785,7 @@
         </w:tc>
         <w:tc>
           <w:tcPr>
-            <w:tcW w:w="3592" w:type="dxa"/>
+            <w:tcW w:w="3202" w:type="dxa"/>
             <w:tcBorders>
               <w:top w:val="single" w:sz="4" w:space="0" w:color="000000"/>
               <w:left w:val="single" w:sz="4" w:space="0" w:color="000000"/>
@@ -849,7 +828,7 @@
         </w:tc>
         <w:tc>
           <w:tcPr>
-            <w:tcW w:w="1414" w:type="dxa"/>
+            <w:tcW w:w="1683" w:type="dxa"/>
             <w:tcBorders>
               <w:top w:val="single" w:sz="4" w:space="0" w:color="000000"/>
               <w:left w:val="single" w:sz="4" w:space="0" w:color="000000"/>
@@ -881,7 +860,7 @@
         </w:tc>
         <w:tc>
           <w:tcPr>
-            <w:tcW w:w="992" w:type="dxa"/>
+            <w:tcW w:w="905" w:type="dxa"/>
             <w:tcBorders>
               <w:top w:val="single" w:sz="4" w:space="0" w:color="000000"/>
               <w:left w:val="single" w:sz="4" w:space="0" w:color="000000"/>
@@ -913,7 +892,7 @@
         </w:tc>
         <w:tc>
           <w:tcPr>
-            <w:tcW w:w="1701" w:type="dxa"/>
+            <w:tcW w:w="1978" w:type="dxa"/>
             <w:tcBorders>
               <w:top w:val="single" w:sz="4" w:space="0" w:color="000000"/>
               <w:left w:val="single" w:sz="4" w:space="0" w:color="000000"/>
@@ -945,7 +924,7 @@
         </w:tc>
         <w:tc>
           <w:tcPr>
-            <w:tcW w:w="1985" w:type="dxa"/>
+            <w:tcW w:w="1843" w:type="dxa"/>
             <w:tcBorders>
               <w:top w:val="single" w:sz="4" w:space="0" w:color="000000"/>
               <w:left w:val="single" w:sz="4" w:space="0" w:color="000000"/>
@@ -979,7 +958,7 @@
       <w:tr>
         <w:tc>
           <w:tcPr>
-            <w:tcW w:w="10485" w:type="dxa"/>
+            <w:tcW w:w="10670" w:type="dxa"/>
             <w:gridSpan w:val="6"/>
             <w:tcBorders>
               <w:top w:val="single" w:sz="4" w:space="0" w:color="000000"/>
@@ -1031,7 +1010,7 @@
       <w:tr>
         <w:tc>
           <w:tcPr>
-            <w:tcW w:w="10485" w:type="dxa"/>
+            <w:tcW w:w="10670" w:type="dxa"/>
             <w:gridSpan w:val="6"/>
             <w:tcBorders>
               <w:top w:val="single" w:sz="4" w:space="0" w:color="000000"/>
@@ -1067,7 +1046,7 @@
         </w:trPr>
         <w:tc>
           <w:tcPr>
-            <w:tcW w:w="10485" w:type="dxa"/>
+            <w:tcW w:w="10670" w:type="dxa"/>
             <w:gridSpan w:val="6"/>
             <w:tcBorders>
               <w:top w:val="single" w:sz="4" w:space="0" w:color="000000"/>
@@ -1265,7 +1244,7 @@
       <w:tr>
         <w:tc>
           <w:tcPr>
-            <w:tcW w:w="10485" w:type="dxa"/>
+            <w:tcW w:w="10670" w:type="dxa"/>
             <w:gridSpan w:val="6"/>
             <w:tcBorders>
               <w:top w:val="single" w:sz="4" w:space="0" w:color="000000"/>
@@ -1298,7 +1277,7 @@
       <w:tr>
         <w:tc>
           <w:tcPr>
-            <w:tcW w:w="801" w:type="dxa"/>
+            <w:tcW w:w="1059" w:type="dxa"/>
             <w:tcBorders>
               <w:top w:val="single" w:sz="4" w:space="0" w:color="000000"/>
               <w:left w:val="single" w:sz="4" w:space="0" w:color="000000"/>
@@ -1323,7 +1302,7 @@
         </w:tc>
         <w:tc>
           <w:tcPr>
-            <w:tcW w:w="9684" w:type="dxa"/>
+            <w:tcW w:w="9611" w:type="dxa"/>
             <w:gridSpan w:val="5"/>
             <w:tcBorders>
               <w:top w:val="single" w:sz="4" w:space="0" w:color="000000"/>
@@ -1340,41 +1319,7 @@
           </w:tcPr>
           <w:p>
             <w:r>
-              <w:t xml:space="preserve">Al seleccionar un </w:t>
-            </w:r>
-            <w:proofErr w:type="spellStart"/>
-            <w:r>
-              <w:t>item</w:t>
-            </w:r>
-            <w:proofErr w:type="spellEnd"/>
-            <w:r>
-              <w:t xml:space="preserve"> y abrir las acciones y hacer </w:t>
-            </w:r>
-            <w:proofErr w:type="spellStart"/>
-            <w:proofErr w:type="gramStart"/>
-            <w:r>
-              <w:t>click</w:t>
-            </w:r>
-            <w:proofErr w:type="spellEnd"/>
-            <w:proofErr w:type="gramEnd"/>
-            <w:r>
-              <w:t xml:space="preserve"> en “Aprobar” el sistema mostrara un mensaje de </w:t>
-            </w:r>
-            <w:proofErr w:type="spellStart"/>
-            <w:r>
-              <w:t>alterta</w:t>
-            </w:r>
-            <w:proofErr w:type="spellEnd"/>
-            <w:r>
-              <w:t xml:space="preserve"> “</w:t>
-            </w:r>
-            <w:proofErr w:type="spellStart"/>
-            <w:r>
-              <w:t>Esta</w:t>
-            </w:r>
-            <w:proofErr w:type="spellEnd"/>
-            <w:r>
-              <w:t xml:space="preserve"> seguro de aprobar esta solicitud de compra”</w:t>
+              <w:t>Al seleccionar un ítem y abrir las acciones y hacer Click en “Aprobar” el sistema mostrara un mensaje de alerta “Está seguro de aprobar esta solicitud de compra” Al presionar “SI” se muestra un mensaje “Aprobado con éxito” se cierra el modal y se actualiza la tabla</w:t>
             </w:r>
           </w:p>
         </w:tc>
@@ -1382,7 +1327,7 @@
       <w:tr>
         <w:tc>
           <w:tcPr>
-            <w:tcW w:w="801" w:type="dxa"/>
+            <w:tcW w:w="1059" w:type="dxa"/>
             <w:tcBorders>
               <w:top w:val="single" w:sz="4" w:space="0" w:color="000000"/>
               <w:left w:val="single" w:sz="4" w:space="0" w:color="000000"/>
@@ -1407,7 +1352,7 @@
         </w:tc>
         <w:tc>
           <w:tcPr>
-            <w:tcW w:w="9684" w:type="dxa"/>
+            <w:tcW w:w="9611" w:type="dxa"/>
             <w:gridSpan w:val="5"/>
             <w:tcBorders>
               <w:top w:val="single" w:sz="4" w:space="0" w:color="000000"/>
@@ -1424,7 +1369,15 @@
           </w:tcPr>
           <w:p>
             <w:r>
-              <w:t>En el modal se presiona el botón “SI” entonces el sistema aprueba la solicitud de compra y muestra y mensaje al usuario “Acaba de aprobar la solicitud esta solicitud de compra”</w:t>
+              <w:t xml:space="preserve">Al seleccionar un ítem y abrir las acciones y hacer Click en “Detalle” el sistema muestra </w:t>
+            </w:r>
+            <w:proofErr w:type="spellStart"/>
+            <w:r>
+              <w:t>mas</w:t>
+            </w:r>
+            <w:proofErr w:type="spellEnd"/>
+            <w:r>
+              <w:t xml:space="preserve"> detalle de la solicitud de compra. Dentro, al presionar “Aprobar” el sistema mostrara un mensaje de alerta “Está seguro de aprobar esta solicitud de compra” Al presionar “SI” se muestra un mensaje “Aprobado con éxito” se cierra el modal y se actualiza la tabla</w:t>
             </w:r>
           </w:p>
         </w:tc>
@@ -1492,7 +1445,6 @@
                 <w:sz w:val="22"/>
                 <w:szCs w:val="22"/>
               </w:rPr>
-              <w:lastRenderedPageBreak/>
               <w:t>Titulo</w:t>
             </w:r>
           </w:p>
@@ -2044,12 +1996,10 @@
               <w:t xml:space="preserve"> y abrir las acciones y hacer </w:t>
             </w:r>
             <w:proofErr w:type="spellStart"/>
-            <w:proofErr w:type="gramStart"/>
             <w:r>
               <w:t>click</w:t>
             </w:r>
             <w:proofErr w:type="spellEnd"/>
-            <w:proofErr w:type="gramEnd"/>
             <w:r>
               <w:t xml:space="preserve"> en “Rechazar” el sistema mostrara un mensaje de alerta “Esta seguro de rechazar esta solicitud de compra”</w:t>
             </w:r>
@@ -2645,15 +2595,7 @@
             </w:r>
             <w:proofErr w:type="spellEnd"/>
             <w:r>
-              <w:t xml:space="preserve"> de mis solicitudes entonces se listan automáticamente </w:t>
-            </w:r>
-            <w:proofErr w:type="gramStart"/>
-            <w:r>
-              <w:t>todos las solicitudes</w:t>
-            </w:r>
-            <w:proofErr w:type="gramEnd"/>
-            <w:r>
-              <w:t xml:space="preserve"> de compra pendientes</w:t>
+              <w:t xml:space="preserve"> de mis solicitudes entonces se listan automáticamente todos las solicitudes de compra pendientes</w:t>
             </w:r>
           </w:p>
         </w:tc>
@@ -3248,15 +3190,7 @@
           </w:tcPr>
           <w:p>
             <w:r>
-              <w:t xml:space="preserve">Al ingresar a la pantalla de solicitud de orden de compra el </w:t>
-            </w:r>
-            <w:proofErr w:type="gramStart"/>
-            <w:r>
-              <w:t>sistema lista automáticamente</w:t>
-            </w:r>
-            <w:proofErr w:type="gramEnd"/>
-            <w:r>
-              <w:t xml:space="preserve"> las que estas aprobadas y activas a pagar</w:t>
+              <w:t>Al ingresar a la pantalla de solicitud de orden de compra el sistema lista automáticamente las que estas aprobadas y activas a pagar</w:t>
             </w:r>
           </w:p>
         </w:tc>

--- a/01 Documentación/Scrum/Sprint II/EcoWaste_Historias de usuario Sprint II.docx
+++ b/01 Documentación/Scrum/Sprint II/EcoWaste_Historias de usuario Sprint II.docx
@@ -494,6 +494,9 @@
               </mc:AlternateContent>
             </w:r>
             <w:r>
+              <w:rPr>
+                <w:noProof/>
+              </w:rPr>
               <w:drawing>
                 <wp:inline distT="0" distB="0" distL="0" distR="0" wp14:anchorId="7C09A27E" wp14:editId="18ABA593">
                   <wp:extent cx="6242050" cy="4046220"/>
@@ -656,15 +659,7 @@
           </w:tcPr>
           <w:p>
             <w:r>
-              <w:t xml:space="preserve">En </w:t>
-            </w:r>
-            <w:proofErr w:type="spellStart"/>
-            <w:r>
-              <w:t>mas</w:t>
-            </w:r>
-            <w:proofErr w:type="spellEnd"/>
-            <w:r>
-              <w:t xml:space="preserve"> detalle de publicación al hacer Click en “Solicitar” el sistema muestra en modal de confirmación “Estas segura de solicitar este elemento” Se hace Click en “SI” sistema confirma al usuario “Creado con éxito” y redirige a la pantalla principal “HOME”</w:t>
+              <w:t>En mas detalle de publicación al hacer Click en “Solicitar” el sistema muestra en modal de confirmación “Estas segura de solicitar este elemento” Se hace Click en “SI” sistema confirma al usuario “Creado con éxito” y redirige a la pantalla principal “HOME”</w:t>
             </w:r>
           </w:p>
         </w:tc>
@@ -1371,11 +1366,9 @@
             <w:r>
               <w:t xml:space="preserve">Al seleccionar un ítem y abrir las acciones y hacer Click en “Detalle” el sistema muestra </w:t>
             </w:r>
-            <w:proofErr w:type="spellStart"/>
-            <w:r>
-              <w:t>mas</w:t>
-            </w:r>
-            <w:proofErr w:type="spellEnd"/>
+            <w:r>
+              <w:t>más</w:t>
+            </w:r>
             <w:r>
               <w:t xml:space="preserve"> detalle de la solicitud de compra. Dentro, al presionar “Aprobar” el sistema mostrara un mensaje de alerta “Está seguro de aprobar esta solicitud de compra” Al presionar “SI” se muestra un mensaje “Aprobado con éxito” se cierra el modal y se actualiza la tabla</w:t>
             </w:r>
@@ -1390,7 +1383,7 @@
     <w:p/>
     <w:tbl>
       <w:tblPr>
-        <w:tblW w:w="10485" w:type="dxa"/>
+        <w:tblW w:w="10670" w:type="dxa"/>
         <w:tblBorders>
           <w:top w:val="single" w:sz="4" w:space="0" w:color="auto"/>
           <w:left w:val="single" w:sz="4" w:space="0" w:color="auto"/>
@@ -1419,7 +1412,7 @@
         </w:trPr>
         <w:tc>
           <w:tcPr>
-            <w:tcW w:w="801" w:type="dxa"/>
+            <w:tcW w:w="1064" w:type="dxa"/>
             <w:tcBorders>
               <w:top w:val="single" w:sz="4" w:space="0" w:color="000000"/>
               <w:left w:val="single" w:sz="4" w:space="0" w:color="000000"/>
@@ -1451,7 +1444,7 @@
         </w:tc>
         <w:tc>
           <w:tcPr>
-            <w:tcW w:w="3592" w:type="dxa"/>
+            <w:tcW w:w="3158" w:type="dxa"/>
             <w:tcBorders>
               <w:top w:val="single" w:sz="4" w:space="0" w:color="000000"/>
               <w:left w:val="single" w:sz="4" w:space="0" w:color="000000"/>
@@ -1494,7 +1487,7 @@
         </w:tc>
         <w:tc>
           <w:tcPr>
-            <w:tcW w:w="1414" w:type="dxa"/>
+            <w:tcW w:w="1693" w:type="dxa"/>
             <w:tcBorders>
               <w:top w:val="single" w:sz="4" w:space="0" w:color="000000"/>
               <w:left w:val="single" w:sz="4" w:space="0" w:color="000000"/>
@@ -1526,7 +1519,7 @@
         </w:tc>
         <w:tc>
           <w:tcPr>
-            <w:tcW w:w="992" w:type="dxa"/>
+            <w:tcW w:w="911" w:type="dxa"/>
             <w:tcBorders>
               <w:top w:val="single" w:sz="4" w:space="0" w:color="000000"/>
               <w:left w:val="single" w:sz="4" w:space="0" w:color="000000"/>
@@ -1558,7 +1551,7 @@
         </w:tc>
         <w:tc>
           <w:tcPr>
-            <w:tcW w:w="1701" w:type="dxa"/>
+            <w:tcW w:w="1990" w:type="dxa"/>
             <w:tcBorders>
               <w:top w:val="single" w:sz="4" w:space="0" w:color="000000"/>
               <w:left w:val="single" w:sz="4" w:space="0" w:color="000000"/>
@@ -1590,7 +1583,7 @@
         </w:tc>
         <w:tc>
           <w:tcPr>
-            <w:tcW w:w="1985" w:type="dxa"/>
+            <w:tcW w:w="1854" w:type="dxa"/>
             <w:tcBorders>
               <w:top w:val="single" w:sz="4" w:space="0" w:color="000000"/>
               <w:left w:val="single" w:sz="4" w:space="0" w:color="000000"/>
@@ -1624,7 +1617,7 @@
       <w:tr>
         <w:tc>
           <w:tcPr>
-            <w:tcW w:w="10485" w:type="dxa"/>
+            <w:tcW w:w="10670" w:type="dxa"/>
             <w:gridSpan w:val="6"/>
             <w:tcBorders>
               <w:top w:val="single" w:sz="4" w:space="0" w:color="000000"/>
@@ -1676,7 +1669,7 @@
       <w:tr>
         <w:tc>
           <w:tcPr>
-            <w:tcW w:w="10485" w:type="dxa"/>
+            <w:tcW w:w="10670" w:type="dxa"/>
             <w:gridSpan w:val="6"/>
             <w:tcBorders>
               <w:top w:val="single" w:sz="4" w:space="0" w:color="000000"/>
@@ -1712,7 +1705,7 @@
         </w:trPr>
         <w:tc>
           <w:tcPr>
-            <w:tcW w:w="10485" w:type="dxa"/>
+            <w:tcW w:w="10670" w:type="dxa"/>
             <w:gridSpan w:val="6"/>
             <w:tcBorders>
               <w:top w:val="single" w:sz="4" w:space="0" w:color="000000"/>
@@ -1910,7 +1903,7 @@
       <w:tr>
         <w:tc>
           <w:tcPr>
-            <w:tcW w:w="10485" w:type="dxa"/>
+            <w:tcW w:w="10670" w:type="dxa"/>
             <w:gridSpan w:val="6"/>
             <w:tcBorders>
               <w:top w:val="single" w:sz="4" w:space="0" w:color="000000"/>
@@ -1943,7 +1936,7 @@
       <w:tr>
         <w:tc>
           <w:tcPr>
-            <w:tcW w:w="801" w:type="dxa"/>
+            <w:tcW w:w="1064" w:type="dxa"/>
             <w:tcBorders>
               <w:top w:val="single" w:sz="4" w:space="0" w:color="000000"/>
               <w:left w:val="single" w:sz="4" w:space="0" w:color="000000"/>
@@ -1968,7 +1961,7 @@
         </w:tc>
         <w:tc>
           <w:tcPr>
-            <w:tcW w:w="9684" w:type="dxa"/>
+            <w:tcW w:w="9606" w:type="dxa"/>
             <w:gridSpan w:val="5"/>
             <w:tcBorders>
               <w:top w:val="single" w:sz="4" w:space="0" w:color="000000"/>
@@ -1985,23 +1978,13 @@
           </w:tcPr>
           <w:p>
             <w:r>
-              <w:t xml:space="preserve">Al seleccionar un </w:t>
-            </w:r>
-            <w:proofErr w:type="spellStart"/>
-            <w:r>
-              <w:t>item</w:t>
-            </w:r>
-            <w:proofErr w:type="spellEnd"/>
-            <w:r>
-              <w:t xml:space="preserve"> y abrir las acciones y hacer </w:t>
-            </w:r>
-            <w:proofErr w:type="spellStart"/>
-            <w:r>
-              <w:t>click</w:t>
-            </w:r>
-            <w:proofErr w:type="spellEnd"/>
-            <w:r>
-              <w:t xml:space="preserve"> en “Rechazar” el sistema mostrara un mensaje de alerta “Esta seguro de rechazar esta solicitud de compra”</w:t>
+              <w:t>Al seleccionar un item y abrir las acciones y hacer click en “Rechazar” el sistema mostrara un mensaje de alerta “Esta seguro de rechazar esta solicitud de compra”</w:t>
+            </w:r>
+            <w:r>
+              <w:t xml:space="preserve">. </w:t>
+            </w:r>
+            <w:r>
+              <w:t>En el modal se presiona el botón “SI” entonces el sistema rechaza la solicitud de compra y muestra y mensaje al usuario “Acaba de rechazar la solicitud esta solicitud de compra”</w:t>
             </w:r>
           </w:p>
         </w:tc>
@@ -2009,7 +1992,7 @@
       <w:tr>
         <w:tc>
           <w:tcPr>
-            <w:tcW w:w="801" w:type="dxa"/>
+            <w:tcW w:w="1064" w:type="dxa"/>
             <w:tcBorders>
               <w:top w:val="single" w:sz="4" w:space="0" w:color="000000"/>
               <w:left w:val="single" w:sz="4" w:space="0" w:color="000000"/>
@@ -2034,7 +2017,7 @@
         </w:tc>
         <w:tc>
           <w:tcPr>
-            <w:tcW w:w="9684" w:type="dxa"/>
+            <w:tcW w:w="9606" w:type="dxa"/>
             <w:gridSpan w:val="5"/>
             <w:tcBorders>
               <w:top w:val="single" w:sz="4" w:space="0" w:color="000000"/>
@@ -2051,7 +2034,19 @@
           </w:tcPr>
           <w:p>
             <w:r>
-              <w:t>En el modal se presiona el botón “SI” entonces el sistema rechaza la solicitud de compra y muestra y mensaje al usuario “Acaba de rechazar la solicitud esta solicitud de compra”</w:t>
+              <w:t xml:space="preserve">Al seleccionar un item y abrir las acciones y hacer click en “Rechazar” el sistema mostrara un mensaje de alerta “Esta seguro de rechazar esta solicitud de compra”. </w:t>
+            </w:r>
+            <w:r>
+              <w:t>En el modal se presiona el botón “</w:t>
+            </w:r>
+            <w:r>
+              <w:t>No</w:t>
+            </w:r>
+            <w:r>
+              <w:t xml:space="preserve">” entonces el sistema </w:t>
+            </w:r>
+            <w:r>
+              <w:t>cierra todos los modales emergentes.</w:t>
             </w:r>
           </w:p>
         </w:tc>
@@ -2118,7 +2113,6 @@
                 <w:sz w:val="22"/>
                 <w:szCs w:val="22"/>
               </w:rPr>
-              <w:lastRenderedPageBreak/>
               <w:t>Titulo</w:t>
             </w:r>
           </w:p>
@@ -2589,13 +2583,26 @@
             <w:r>
               <w:t xml:space="preserve">Al ingresar a la </w:t>
             </w:r>
-            <w:proofErr w:type="spellStart"/>
-            <w:r>
-              <w:t>pagina</w:t>
-            </w:r>
-            <w:proofErr w:type="spellEnd"/>
-            <w:r>
-              <w:t xml:space="preserve"> de mis solicitudes entonces se listan automáticamente todos las solicitudes de compra pendientes</w:t>
+            <w:r>
+              <w:t>página</w:t>
+            </w:r>
+            <w:r>
+              <w:t xml:space="preserve"> de mis solicitudes</w:t>
+            </w:r>
+            <w:r>
+              <w:t xml:space="preserve">, estar logueado con cuenta Empresa, tener solicitudes pendientes a aprobación </w:t>
+            </w:r>
+            <w:r>
+              <w:t xml:space="preserve">entonces </w:t>
+            </w:r>
+            <w:r>
+              <w:t>el sistema lista</w:t>
+            </w:r>
+            <w:r>
+              <w:t xml:space="preserve"> automáticamente todos las solicitudes de compra pendientes</w:t>
+            </w:r>
+            <w:r>
+              <w:t xml:space="preserve"> y las muestra como items de tabla.</w:t>
             </w:r>
           </w:p>
         </w:tc>
@@ -2644,16 +2651,22 @@
             </w:tcMar>
           </w:tcPr>
           <w:p>
-            <w:r>
-              <w:t xml:space="preserve">Al ingresar a la </w:t>
-            </w:r>
-            <w:proofErr w:type="spellStart"/>
-            <w:r>
-              <w:t>pagina</w:t>
-            </w:r>
-            <w:proofErr w:type="spellEnd"/>
-            <w:r>
-              <w:t xml:space="preserve"> de mis solicitudes y no hay solicitudes de compra pendientes entonces el sistema mostrara un mensaje de “No tienes solicitudes de compra pendientes”</w:t>
+            <w:pPr>
+              <w:rPr>
+                <w:u w:val="single"/>
+              </w:rPr>
+            </w:pPr>
+            <w:r>
+              <w:t>Al ingresar a la página de mis solicitudes, estar logueado con cuenta Empresa,</w:t>
+            </w:r>
+            <w:r>
+              <w:t xml:space="preserve"> no</w:t>
+            </w:r>
+            <w:r>
+              <w:t xml:space="preserve"> tener solicitudes pendientes a aprobación entonces el sistema</w:t>
+            </w:r>
+            <w:r>
+              <w:t xml:space="preserve"> muestra un mensaje en la tabla “No Hay datos disponibles”</w:t>
             </w:r>
           </w:p>
         </w:tc>
@@ -2680,7 +2693,7 @@
     <w:p/>
     <w:tbl>
       <w:tblPr>
-        <w:tblW w:w="10485" w:type="dxa"/>
+        <w:tblW w:w="10670" w:type="dxa"/>
         <w:tblBorders>
           <w:top w:val="single" w:sz="4" w:space="0" w:color="auto"/>
           <w:left w:val="single" w:sz="4" w:space="0" w:color="auto"/>
@@ -2709,7 +2722,7 @@
         </w:trPr>
         <w:tc>
           <w:tcPr>
-            <w:tcW w:w="801" w:type="dxa"/>
+            <w:tcW w:w="1048" w:type="dxa"/>
             <w:tcBorders>
               <w:top w:val="single" w:sz="4" w:space="0" w:color="000000"/>
               <w:left w:val="single" w:sz="4" w:space="0" w:color="000000"/>
@@ -2742,7 +2755,7 @@
         </w:tc>
         <w:tc>
           <w:tcPr>
-            <w:tcW w:w="3592" w:type="dxa"/>
+            <w:tcW w:w="3203" w:type="dxa"/>
             <w:tcBorders>
               <w:top w:val="single" w:sz="4" w:space="0" w:color="000000"/>
               <w:left w:val="single" w:sz="4" w:space="0" w:color="000000"/>
@@ -2785,7 +2798,7 @@
         </w:tc>
         <w:tc>
           <w:tcPr>
-            <w:tcW w:w="1414" w:type="dxa"/>
+            <w:tcW w:w="1666" w:type="dxa"/>
             <w:tcBorders>
               <w:top w:val="single" w:sz="4" w:space="0" w:color="000000"/>
               <w:left w:val="single" w:sz="4" w:space="0" w:color="000000"/>
@@ -2817,7 +2830,7 @@
         </w:tc>
         <w:tc>
           <w:tcPr>
-            <w:tcW w:w="992" w:type="dxa"/>
+            <w:tcW w:w="971" w:type="dxa"/>
             <w:tcBorders>
               <w:top w:val="single" w:sz="4" w:space="0" w:color="000000"/>
               <w:left w:val="single" w:sz="4" w:space="0" w:color="000000"/>
@@ -2849,7 +2862,7 @@
         </w:tc>
         <w:tc>
           <w:tcPr>
-            <w:tcW w:w="1701" w:type="dxa"/>
+            <w:tcW w:w="1958" w:type="dxa"/>
             <w:tcBorders>
               <w:top w:val="single" w:sz="4" w:space="0" w:color="000000"/>
               <w:left w:val="single" w:sz="4" w:space="0" w:color="000000"/>
@@ -2881,7 +2894,7 @@
         </w:tc>
         <w:tc>
           <w:tcPr>
-            <w:tcW w:w="1985" w:type="dxa"/>
+            <w:tcW w:w="1824" w:type="dxa"/>
             <w:tcBorders>
               <w:top w:val="single" w:sz="4" w:space="0" w:color="000000"/>
               <w:left w:val="single" w:sz="4" w:space="0" w:color="000000"/>
@@ -2915,7 +2928,7 @@
       <w:tr>
         <w:tc>
           <w:tcPr>
-            <w:tcW w:w="10485" w:type="dxa"/>
+            <w:tcW w:w="10670" w:type="dxa"/>
             <w:gridSpan w:val="6"/>
             <w:tcBorders>
               <w:top w:val="single" w:sz="4" w:space="0" w:color="000000"/>
@@ -2967,7 +2980,7 @@
       <w:tr>
         <w:tc>
           <w:tcPr>
-            <w:tcW w:w="10485" w:type="dxa"/>
+            <w:tcW w:w="10670" w:type="dxa"/>
             <w:gridSpan w:val="6"/>
             <w:tcBorders>
               <w:top w:val="single" w:sz="4" w:space="0" w:color="000000"/>
@@ -3003,7 +3016,7 @@
         </w:trPr>
         <w:tc>
           <w:tcPr>
-            <w:tcW w:w="10485" w:type="dxa"/>
+            <w:tcW w:w="10670" w:type="dxa"/>
             <w:gridSpan w:val="6"/>
             <w:tcBorders>
               <w:top w:val="single" w:sz="4" w:space="0" w:color="000000"/>
@@ -3114,7 +3127,7 @@
       <w:tr>
         <w:tc>
           <w:tcPr>
-            <w:tcW w:w="10485" w:type="dxa"/>
+            <w:tcW w:w="10670" w:type="dxa"/>
             <w:gridSpan w:val="6"/>
             <w:tcBorders>
               <w:top w:val="single" w:sz="4" w:space="0" w:color="000000"/>
@@ -3148,7 +3161,7 @@
       <w:tr>
         <w:tc>
           <w:tcPr>
-            <w:tcW w:w="801" w:type="dxa"/>
+            <w:tcW w:w="1048" w:type="dxa"/>
             <w:tcBorders>
               <w:top w:val="single" w:sz="4" w:space="0" w:color="000000"/>
               <w:left w:val="single" w:sz="4" w:space="0" w:color="000000"/>
@@ -3173,7 +3186,7 @@
         </w:tc>
         <w:tc>
           <w:tcPr>
-            <w:tcW w:w="9684" w:type="dxa"/>
+            <w:tcW w:w="9622" w:type="dxa"/>
             <w:gridSpan w:val="5"/>
             <w:tcBorders>
               <w:top w:val="single" w:sz="4" w:space="0" w:color="000000"/>
@@ -3190,7 +3203,28 @@
           </w:tcPr>
           <w:p>
             <w:r>
-              <w:t>Al ingresar a la pantalla de solicitud de orden de compra el sistema lista automáticamente las que estas aprobadas y activas a pagar</w:t>
+              <w:t xml:space="preserve">Al ingresar a la página de mis </w:t>
+            </w:r>
+            <w:r>
+              <w:t>Notificaciones</w:t>
+            </w:r>
+            <w:r>
+              <w:t xml:space="preserve">, estar logueado con cuenta </w:t>
+            </w:r>
+            <w:r>
+              <w:t>Persona</w:t>
+            </w:r>
+            <w:r>
+              <w:t xml:space="preserve">, tener solicitudes </w:t>
+            </w:r>
+            <w:r>
+              <w:t>generadas aprobadas</w:t>
+            </w:r>
+            <w:r>
+              <w:t xml:space="preserve"> entonces el sistema lista automáticamente todos las solicitudes </w:t>
+            </w:r>
+            <w:r>
+              <w:t>aprobadas y pendiente a pagar</w:t>
             </w:r>
           </w:p>
         </w:tc>
@@ -3198,7 +3232,7 @@
       <w:tr>
         <w:tc>
           <w:tcPr>
-            <w:tcW w:w="801" w:type="dxa"/>
+            <w:tcW w:w="1048" w:type="dxa"/>
             <w:tcBorders>
               <w:top w:val="single" w:sz="4" w:space="0" w:color="000000"/>
               <w:left w:val="single" w:sz="4" w:space="0" w:color="000000"/>
@@ -3223,7 +3257,7 @@
         </w:tc>
         <w:tc>
           <w:tcPr>
-            <w:tcW w:w="9684" w:type="dxa"/>
+            <w:tcW w:w="9622" w:type="dxa"/>
             <w:gridSpan w:val="5"/>
             <w:tcBorders>
               <w:top w:val="single" w:sz="4" w:space="0" w:color="000000"/>
@@ -3240,7 +3274,16 @@
           </w:tcPr>
           <w:p>
             <w:r>
-              <w:t>Al ingresar a la pantalla de solicitud de orden de compra y no hay solicitudes a pagar el sistema muestra un mensaje con “No hay solicitudes aprobadas”</w:t>
+              <w:t xml:space="preserve">Al ingresar a la página de mis Notificaciones, estar logueado con cuenta Persona, </w:t>
+            </w:r>
+            <w:r>
+              <w:t xml:space="preserve">no </w:t>
+            </w:r>
+            <w:r>
+              <w:t xml:space="preserve">tener solicitudes generadas aprobadas entonces el sistema </w:t>
+            </w:r>
+            <w:r>
+              <w:t>muestra un mensaje en la tabla “No hay datos disponibles”</w:t>
             </w:r>
           </w:p>
         </w:tc>
@@ -3730,15 +3773,7 @@
           </w:tcPr>
           <w:p>
             <w:r>
-              <w:t xml:space="preserve">Al pagar se abre un modal y se presiona en método de pago “YAPE”, entonces el sistema cargara el cobro a la billetera digital Yape, con el teléfono asociado enviará un correo con </w:t>
-            </w:r>
-            <w:proofErr w:type="spellStart"/>
-            <w:r>
-              <w:t>ma</w:t>
-            </w:r>
-            <w:proofErr w:type="spellEnd"/>
-            <w:r>
-              <w:t xml:space="preserve"> detalle y mostrara un mensaje al usuario “Pago efectuado correctamente”</w:t>
+              <w:t>Al pagar se abre un modal y se presiona en método de pago “YAPE”, entonces el sistema cargara el cobro a la billetera digital Yape, con el teléfono asociado enviará un correo con ma detalle y mostrara un mensaje al usuario “Pago efectuado correctamente”</w:t>
             </w:r>
           </w:p>
         </w:tc>
@@ -3788,15 +3823,7 @@
           </w:tcPr>
           <w:p>
             <w:r>
-              <w:t xml:space="preserve">Al pagar se abre un modal y se presiona en método de pago “PAGO EFECTIVO”, entonces el sistema cargara la deuda al sistema, recibirá un comprobante al correo con </w:t>
-            </w:r>
-            <w:proofErr w:type="spellStart"/>
-            <w:r>
-              <w:t>mas</w:t>
-            </w:r>
-            <w:proofErr w:type="spellEnd"/>
-            <w:r>
-              <w:t xml:space="preserve"> detalle, y mostrara un mensaje “Pago efectuado correctamente”</w:t>
+              <w:t>Al pagar se abre un modal y se presiona en método de pago “PAGO EFECTIVO”, entonces el sistema cargara la deuda al sistema, recibirá un comprobante al correo con mas detalle, y mostrara un mensaje “Pago efectuado correctamente”</w:t>
             </w:r>
           </w:p>
         </w:tc>
